--- a/ansible_Zero to Hero_roadmap.docx
+++ b/ansible_Zero to Hero_roadmap.docx
@@ -5,8 +5,16 @@
     <w:p>
       <w:pPr>
         <w:pStyle w:val="Title"/>
+        <w:rPr>
+          <w:sz w:val="48"/>
+          <w:szCs w:val="48"/>
+        </w:rPr>
       </w:pPr>
       <w:r>
+        <w:rPr>
+          <w:sz w:val="48"/>
+          <w:szCs w:val="48"/>
+        </w:rPr>
         <w:t>ANSIBLE COMPLETE ROADMAP (ZERO TO HERO)</w:t>
       </w:r>
     </w:p>
@@ -135,9 +143,13 @@
       </w:r>
     </w:p>
     <w:p>
+      <w:proofErr w:type="spellStart"/>
       <w:r>
-        <w:lastRenderedPageBreak/>
-        <w:t>cron &amp; reboot modules</w:t>
+        <w:t>cron</w:t>
+      </w:r>
+      <w:proofErr w:type="spellEnd"/>
+      <w:r>
+        <w:t xml:space="preserve"> &amp; reboot modules</w:t>
       </w:r>
     </w:p>
     <w:p>
@@ -155,6 +167,7 @@
     </w:p>
     <w:p>
       <w:r>
+        <w:lastRenderedPageBreak/>
         <w:t>Playbook structure</w:t>
       </w:r>
     </w:p>
@@ -282,7 +295,6 @@
     </w:p>
     <w:p>
       <w:r>
-        <w:lastRenderedPageBreak/>
         <w:t>Cloud automation (AWS/Azure)</w:t>
       </w:r>
     </w:p>
@@ -311,6 +323,7 @@
     </w:p>
     <w:p>
       <w:r>
+        <w:lastRenderedPageBreak/>
         <w:t>Patch management</w:t>
       </w:r>
     </w:p>
@@ -325,8 +338,14 @@
       </w:r>
     </w:p>
     <w:sectPr>
+      <w:headerReference w:type="even" r:id="rId8"/>
+      <w:headerReference w:type="default" r:id="rId9"/>
+      <w:footerReference w:type="even" r:id="rId10"/>
+      <w:footerReference w:type="default" r:id="rId11"/>
+      <w:headerReference w:type="first" r:id="rId12"/>
+      <w:footerReference w:type="first" r:id="rId13"/>
       <w:pgSz w:w="12240" w:h="15840"/>
-      <w:pgMar w:top="915" w:right="630" w:bottom="1440" w:left="1800" w:header="720" w:footer="105" w:gutter="0"/>
+      <w:pgMar w:top="576" w:right="634" w:bottom="432" w:left="994" w:header="720" w:footer="0" w:gutter="0"/>
       <w:cols w:space="720"/>
       <w:docGrid w:linePitch="360"/>
     </w:sectPr>
@@ -359,6 +378,36 @@
 </w:endnotes>
 </file>
 
+<file path=word/footer1.xml><?xml version="1.0" encoding="utf-8"?>
+<w:ftr xmlns:wpc="http://schemas.microsoft.com/office/word/2010/wordprocessingCanvas" xmlns:cx="http://schemas.microsoft.com/office/drawing/2014/chartex" xmlns:cx1="http://schemas.microsoft.com/office/drawing/2015/9/8/chartex" xmlns:cx2="http://schemas.microsoft.com/office/drawing/2015/10/21/chartex" xmlns:cx3="http://schemas.microsoft.com/office/drawing/2016/5/9/chartex" xmlns:cx4="http://schemas.microsoft.com/office/drawing/2016/5/10/chartex" xmlns:cx5="http://schemas.microsoft.com/office/drawing/2016/5/11/chartex" xmlns:cx6="http://schemas.microsoft.com/office/drawing/2016/5/12/chartex" xmlns:cx7="http://schemas.microsoft.com/office/drawing/2016/5/13/chartex" xmlns:cx8="http://schemas.microsoft.com/office/drawing/2016/5/14/chartex" xmlns:mc="http://schemas.openxmlformats.org/markup-compatibility/2006" xmlns:aink="http://schemas.microsoft.com/office/drawing/2016/ink" xmlns:am3d="http://schemas.microsoft.com/office/drawing/2017/model3d" xmlns:o="urn:schemas-microsoft-com:office:office" xmlns:oel="http://schemas.microsoft.com/office/2019/extlst" xmlns:r="http://schemas.openxmlformats.org/officeDocument/2006/relationships" xmlns:m="http://schemas.openxmlformats.org/officeDocument/2006/math" xmlns:v="urn:schemas-microsoft-com:vml" xmlns:wp14="http://schemas.microsoft.com/office/word/2010/wordprocessingDrawing" xmlns:wp="http://schemas.openxmlformats.org/drawingml/2006/wordprocessingDrawing" xmlns:w10="urn:schemas-microsoft-com:office:word" xmlns:w="http://schemas.openxmlformats.org/wordprocessingml/2006/main" xmlns:w14="http://schemas.microsoft.com/office/word/2010/wordml" xmlns:w15="http://schemas.microsoft.com/office/word/2012/wordml" xmlns:w16cex="http://schemas.microsoft.com/office/word/2018/wordml/cex" xmlns:w16cid="http://schemas.microsoft.com/office/word/2016/wordml/cid" xmlns:w16="http://schemas.microsoft.com/office/word/2018/wordml" xmlns:w16du="http://schemas.microsoft.com/office/word/2023/wordml/word16du" xmlns:w16sdtdh="http://schemas.microsoft.com/office/word/2020/wordml/sdtdatahash" xmlns:w16sdtfl="http://schemas.microsoft.com/office/word/2024/wordml/sdtformatlock" xmlns:w16se="http://schemas.microsoft.com/office/word/2015/wordml/symex" xmlns:wpg="http://schemas.microsoft.com/office/word/2010/wordprocessingGroup" xmlns:wpi="http://schemas.microsoft.com/office/word/2010/wordprocessingInk" xmlns:wne="http://schemas.microsoft.com/office/word/2006/wordml" xmlns:wps="http://schemas.microsoft.com/office/word/2010/wordprocessingShape" mc:Ignorable="w14 w15 w16se w16cid w16 w16cex w16sdtdh w16sdtfl w16du wp14">
+  <w:p>
+    <w:pPr>
+      <w:pStyle w:val="Footer"/>
+    </w:pPr>
+  </w:p>
+</w:ftr>
+</file>
+
+<file path=word/footer2.xml><?xml version="1.0" encoding="utf-8"?>
+<w:ftr xmlns:wpc="http://schemas.microsoft.com/office/word/2010/wordprocessingCanvas" xmlns:cx="http://schemas.microsoft.com/office/drawing/2014/chartex" xmlns:cx1="http://schemas.microsoft.com/office/drawing/2015/9/8/chartex" xmlns:cx2="http://schemas.microsoft.com/office/drawing/2015/10/21/chartex" xmlns:cx3="http://schemas.microsoft.com/office/drawing/2016/5/9/chartex" xmlns:cx4="http://schemas.microsoft.com/office/drawing/2016/5/10/chartex" xmlns:cx5="http://schemas.microsoft.com/office/drawing/2016/5/11/chartex" xmlns:cx6="http://schemas.microsoft.com/office/drawing/2016/5/12/chartex" xmlns:cx7="http://schemas.microsoft.com/office/drawing/2016/5/13/chartex" xmlns:cx8="http://schemas.microsoft.com/office/drawing/2016/5/14/chartex" xmlns:mc="http://schemas.openxmlformats.org/markup-compatibility/2006" xmlns:aink="http://schemas.microsoft.com/office/drawing/2016/ink" xmlns:am3d="http://schemas.microsoft.com/office/drawing/2017/model3d" xmlns:o="urn:schemas-microsoft-com:office:office" xmlns:oel="http://schemas.microsoft.com/office/2019/extlst" xmlns:r="http://schemas.openxmlformats.org/officeDocument/2006/relationships" xmlns:m="http://schemas.openxmlformats.org/officeDocument/2006/math" xmlns:v="urn:schemas-microsoft-com:vml" xmlns:wp14="http://schemas.microsoft.com/office/word/2010/wordprocessingDrawing" xmlns:wp="http://schemas.openxmlformats.org/drawingml/2006/wordprocessingDrawing" xmlns:w10="urn:schemas-microsoft-com:office:word" xmlns:w="http://schemas.openxmlformats.org/wordprocessingml/2006/main" xmlns:w14="http://schemas.microsoft.com/office/word/2010/wordml" xmlns:w15="http://schemas.microsoft.com/office/word/2012/wordml" xmlns:w16cex="http://schemas.microsoft.com/office/word/2018/wordml/cex" xmlns:w16cid="http://schemas.microsoft.com/office/word/2016/wordml/cid" xmlns:w16="http://schemas.microsoft.com/office/word/2018/wordml" xmlns:w16du="http://schemas.microsoft.com/office/word/2023/wordml/word16du" xmlns:w16sdtdh="http://schemas.microsoft.com/office/word/2020/wordml/sdtdatahash" xmlns:w16sdtfl="http://schemas.microsoft.com/office/word/2024/wordml/sdtformatlock" xmlns:w16se="http://schemas.microsoft.com/office/word/2015/wordml/symex" xmlns:wpg="http://schemas.microsoft.com/office/word/2010/wordprocessingGroup" xmlns:wpi="http://schemas.microsoft.com/office/word/2010/wordprocessingInk" xmlns:wne="http://schemas.microsoft.com/office/word/2006/wordml" xmlns:wps="http://schemas.microsoft.com/office/word/2010/wordprocessingShape" mc:Ignorable="w14 w15 w16se w16cid w16 w16cex w16sdtdh w16sdtfl w16du wp14">
+  <w:p>
+    <w:pPr>
+      <w:pStyle w:val="Footer"/>
+    </w:pPr>
+  </w:p>
+</w:ftr>
+</file>
+
+<file path=word/footer3.xml><?xml version="1.0" encoding="utf-8"?>
+<w:ftr xmlns:wpc="http://schemas.microsoft.com/office/word/2010/wordprocessingCanvas" xmlns:cx="http://schemas.microsoft.com/office/drawing/2014/chartex" xmlns:cx1="http://schemas.microsoft.com/office/drawing/2015/9/8/chartex" xmlns:cx2="http://schemas.microsoft.com/office/drawing/2015/10/21/chartex" xmlns:cx3="http://schemas.microsoft.com/office/drawing/2016/5/9/chartex" xmlns:cx4="http://schemas.microsoft.com/office/drawing/2016/5/10/chartex" xmlns:cx5="http://schemas.microsoft.com/office/drawing/2016/5/11/chartex" xmlns:cx6="http://schemas.microsoft.com/office/drawing/2016/5/12/chartex" xmlns:cx7="http://schemas.microsoft.com/office/drawing/2016/5/13/chartex" xmlns:cx8="http://schemas.microsoft.com/office/drawing/2016/5/14/chartex" xmlns:mc="http://schemas.openxmlformats.org/markup-compatibility/2006" xmlns:aink="http://schemas.microsoft.com/office/drawing/2016/ink" xmlns:am3d="http://schemas.microsoft.com/office/drawing/2017/model3d" xmlns:o="urn:schemas-microsoft-com:office:office" xmlns:oel="http://schemas.microsoft.com/office/2019/extlst" xmlns:r="http://schemas.openxmlformats.org/officeDocument/2006/relationships" xmlns:m="http://schemas.openxmlformats.org/officeDocument/2006/math" xmlns:v="urn:schemas-microsoft-com:vml" xmlns:wp14="http://schemas.microsoft.com/office/word/2010/wordprocessingDrawing" xmlns:wp="http://schemas.openxmlformats.org/drawingml/2006/wordprocessingDrawing" xmlns:w10="urn:schemas-microsoft-com:office:word" xmlns:w="http://schemas.openxmlformats.org/wordprocessingml/2006/main" xmlns:w14="http://schemas.microsoft.com/office/word/2010/wordml" xmlns:w15="http://schemas.microsoft.com/office/word/2012/wordml" xmlns:w16cex="http://schemas.microsoft.com/office/word/2018/wordml/cex" xmlns:w16cid="http://schemas.microsoft.com/office/word/2016/wordml/cid" xmlns:w16="http://schemas.microsoft.com/office/word/2018/wordml" xmlns:w16du="http://schemas.microsoft.com/office/word/2023/wordml/word16du" xmlns:w16sdtdh="http://schemas.microsoft.com/office/word/2020/wordml/sdtdatahash" xmlns:w16sdtfl="http://schemas.microsoft.com/office/word/2024/wordml/sdtformatlock" xmlns:w16se="http://schemas.microsoft.com/office/word/2015/wordml/symex" xmlns:wpg="http://schemas.microsoft.com/office/word/2010/wordprocessingGroup" xmlns:wpi="http://schemas.microsoft.com/office/word/2010/wordprocessingInk" xmlns:wne="http://schemas.microsoft.com/office/word/2006/wordml" xmlns:wps="http://schemas.microsoft.com/office/word/2010/wordprocessingShape" mc:Ignorable="w14 w15 w16se w16cid w16 w16cex w16sdtdh w16sdtfl w16du wp14">
+  <w:p>
+    <w:pPr>
+      <w:pStyle w:val="Footer"/>
+    </w:pPr>
+  </w:p>
+</w:ftr>
+</file>
+
 <file path=word/footnotes.xml><?xml version="1.0" encoding="utf-8"?>
 <w:footnotes xmlns:wpc="http://schemas.microsoft.com/office/word/2010/wordprocessingCanvas" xmlns:cx="http://schemas.microsoft.com/office/drawing/2014/chartex" xmlns:cx1="http://schemas.microsoft.com/office/drawing/2015/9/8/chartex" xmlns:cx2="http://schemas.microsoft.com/office/drawing/2015/10/21/chartex" xmlns:cx3="http://schemas.microsoft.com/office/drawing/2016/5/9/chartex" xmlns:cx4="http://schemas.microsoft.com/office/drawing/2016/5/10/chartex" xmlns:cx5="http://schemas.microsoft.com/office/drawing/2016/5/11/chartex" xmlns:cx6="http://schemas.microsoft.com/office/drawing/2016/5/12/chartex" xmlns:cx7="http://schemas.microsoft.com/office/drawing/2016/5/13/chartex" xmlns:cx8="http://schemas.microsoft.com/office/drawing/2016/5/14/chartex" xmlns:mc="http://schemas.openxmlformats.org/markup-compatibility/2006" xmlns:aink="http://schemas.microsoft.com/office/drawing/2016/ink" xmlns:am3d="http://schemas.microsoft.com/office/drawing/2017/model3d" xmlns:o="urn:schemas-microsoft-com:office:office" xmlns:oel="http://schemas.microsoft.com/office/2019/extlst" xmlns:r="http://schemas.openxmlformats.org/officeDocument/2006/relationships" xmlns:m="http://schemas.openxmlformats.org/officeDocument/2006/math" xmlns:v="urn:schemas-microsoft-com:vml" xmlns:wp14="http://schemas.microsoft.com/office/word/2010/wordprocessingDrawing" xmlns:wp="http://schemas.openxmlformats.org/drawingml/2006/wordprocessingDrawing" xmlns:w10="urn:schemas-microsoft-com:office:word" xmlns:w="http://schemas.openxmlformats.org/wordprocessingml/2006/main" xmlns:w14="http://schemas.microsoft.com/office/word/2010/wordml" xmlns:w15="http://schemas.microsoft.com/office/word/2012/wordml" xmlns:w16cex="http://schemas.microsoft.com/office/word/2018/wordml/cex" xmlns:w16cid="http://schemas.microsoft.com/office/word/2016/wordml/cid" xmlns:w16="http://schemas.microsoft.com/office/word/2018/wordml" xmlns:w16du="http://schemas.microsoft.com/office/word/2023/wordml/word16du" xmlns:w16sdtdh="http://schemas.microsoft.com/office/word/2020/wordml/sdtdatahash" xmlns:w16sdtfl="http://schemas.microsoft.com/office/word/2024/wordml/sdtformatlock" xmlns:w16se="http://schemas.microsoft.com/office/word/2015/wordml/symex" xmlns:wpg="http://schemas.microsoft.com/office/word/2010/wordprocessingGroup" xmlns:wpi="http://schemas.microsoft.com/office/word/2010/wordprocessingInk" xmlns:wne="http://schemas.microsoft.com/office/word/2006/wordml" xmlns:wps="http://schemas.microsoft.com/office/word/2010/wordprocessingShape" mc:Ignorable="w14 w15 w16se w16cid w16 w16cex w16sdtdh w16sdtfl w16du wp14">
   <w:footnote w:type="separator" w:id="-1">
@@ -382,6 +431,36 @@
     </w:p>
   </w:footnote>
 </w:footnotes>
+</file>
+
+<file path=word/header1.xml><?xml version="1.0" encoding="utf-8"?>
+<w:hdr xmlns:wpc="http://schemas.microsoft.com/office/word/2010/wordprocessingCanvas" xmlns:cx="http://schemas.microsoft.com/office/drawing/2014/chartex" xmlns:cx1="http://schemas.microsoft.com/office/drawing/2015/9/8/chartex" xmlns:cx2="http://schemas.microsoft.com/office/drawing/2015/10/21/chartex" xmlns:cx3="http://schemas.microsoft.com/office/drawing/2016/5/9/chartex" xmlns:cx4="http://schemas.microsoft.com/office/drawing/2016/5/10/chartex" xmlns:cx5="http://schemas.microsoft.com/office/drawing/2016/5/11/chartex" xmlns:cx6="http://schemas.microsoft.com/office/drawing/2016/5/12/chartex" xmlns:cx7="http://schemas.microsoft.com/office/drawing/2016/5/13/chartex" xmlns:cx8="http://schemas.microsoft.com/office/drawing/2016/5/14/chartex" xmlns:mc="http://schemas.openxmlformats.org/markup-compatibility/2006" xmlns:aink="http://schemas.microsoft.com/office/drawing/2016/ink" xmlns:am3d="http://schemas.microsoft.com/office/drawing/2017/model3d" xmlns:o="urn:schemas-microsoft-com:office:office" xmlns:oel="http://schemas.microsoft.com/office/2019/extlst" xmlns:r="http://schemas.openxmlformats.org/officeDocument/2006/relationships" xmlns:m="http://schemas.openxmlformats.org/officeDocument/2006/math" xmlns:v="urn:schemas-microsoft-com:vml" xmlns:wp14="http://schemas.microsoft.com/office/word/2010/wordprocessingDrawing" xmlns:wp="http://schemas.openxmlformats.org/drawingml/2006/wordprocessingDrawing" xmlns:w10="urn:schemas-microsoft-com:office:word" xmlns:w="http://schemas.openxmlformats.org/wordprocessingml/2006/main" xmlns:w14="http://schemas.microsoft.com/office/word/2010/wordml" xmlns:w15="http://schemas.microsoft.com/office/word/2012/wordml" xmlns:w16cex="http://schemas.microsoft.com/office/word/2018/wordml/cex" xmlns:w16cid="http://schemas.microsoft.com/office/word/2016/wordml/cid" xmlns:w16="http://schemas.microsoft.com/office/word/2018/wordml" xmlns:w16du="http://schemas.microsoft.com/office/word/2023/wordml/word16du" xmlns:w16sdtdh="http://schemas.microsoft.com/office/word/2020/wordml/sdtdatahash" xmlns:w16sdtfl="http://schemas.microsoft.com/office/word/2024/wordml/sdtformatlock" xmlns:w16se="http://schemas.microsoft.com/office/word/2015/wordml/symex" xmlns:wpg="http://schemas.microsoft.com/office/word/2010/wordprocessingGroup" xmlns:wpi="http://schemas.microsoft.com/office/word/2010/wordprocessingInk" xmlns:wne="http://schemas.microsoft.com/office/word/2006/wordml" xmlns:wps="http://schemas.microsoft.com/office/word/2010/wordprocessingShape" mc:Ignorable="w14 w15 w16se w16cid w16 w16cex w16sdtdh w16sdtfl w16du wp14">
+  <w:p>
+    <w:pPr>
+      <w:pStyle w:val="Header"/>
+    </w:pPr>
+  </w:p>
+</w:hdr>
+</file>
+
+<file path=word/header2.xml><?xml version="1.0" encoding="utf-8"?>
+<w:hdr xmlns:wpc="http://schemas.microsoft.com/office/word/2010/wordprocessingCanvas" xmlns:cx="http://schemas.microsoft.com/office/drawing/2014/chartex" xmlns:cx1="http://schemas.microsoft.com/office/drawing/2015/9/8/chartex" xmlns:cx2="http://schemas.microsoft.com/office/drawing/2015/10/21/chartex" xmlns:cx3="http://schemas.microsoft.com/office/drawing/2016/5/9/chartex" xmlns:cx4="http://schemas.microsoft.com/office/drawing/2016/5/10/chartex" xmlns:cx5="http://schemas.microsoft.com/office/drawing/2016/5/11/chartex" xmlns:cx6="http://schemas.microsoft.com/office/drawing/2016/5/12/chartex" xmlns:cx7="http://schemas.microsoft.com/office/drawing/2016/5/13/chartex" xmlns:cx8="http://schemas.microsoft.com/office/drawing/2016/5/14/chartex" xmlns:mc="http://schemas.openxmlformats.org/markup-compatibility/2006" xmlns:aink="http://schemas.microsoft.com/office/drawing/2016/ink" xmlns:am3d="http://schemas.microsoft.com/office/drawing/2017/model3d" xmlns:o="urn:schemas-microsoft-com:office:office" xmlns:oel="http://schemas.microsoft.com/office/2019/extlst" xmlns:r="http://schemas.openxmlformats.org/officeDocument/2006/relationships" xmlns:m="http://schemas.openxmlformats.org/officeDocument/2006/math" xmlns:v="urn:schemas-microsoft-com:vml" xmlns:wp14="http://schemas.microsoft.com/office/word/2010/wordprocessingDrawing" xmlns:wp="http://schemas.openxmlformats.org/drawingml/2006/wordprocessingDrawing" xmlns:w10="urn:schemas-microsoft-com:office:word" xmlns:w="http://schemas.openxmlformats.org/wordprocessingml/2006/main" xmlns:w14="http://schemas.microsoft.com/office/word/2010/wordml" xmlns:w15="http://schemas.microsoft.com/office/word/2012/wordml" xmlns:w16cex="http://schemas.microsoft.com/office/word/2018/wordml/cex" xmlns:w16cid="http://schemas.microsoft.com/office/word/2016/wordml/cid" xmlns:w16="http://schemas.microsoft.com/office/word/2018/wordml" xmlns:w16du="http://schemas.microsoft.com/office/word/2023/wordml/word16du" xmlns:w16sdtdh="http://schemas.microsoft.com/office/word/2020/wordml/sdtdatahash" xmlns:w16sdtfl="http://schemas.microsoft.com/office/word/2024/wordml/sdtformatlock" xmlns:w16se="http://schemas.microsoft.com/office/word/2015/wordml/symex" xmlns:wpg="http://schemas.microsoft.com/office/word/2010/wordprocessingGroup" xmlns:wpi="http://schemas.microsoft.com/office/word/2010/wordprocessingInk" xmlns:wne="http://schemas.microsoft.com/office/word/2006/wordml" xmlns:wps="http://schemas.microsoft.com/office/word/2010/wordprocessingShape" mc:Ignorable="w14 w15 w16se w16cid w16 w16cex w16sdtdh w16sdtfl w16du wp14">
+  <w:p>
+    <w:pPr>
+      <w:pStyle w:val="Header"/>
+    </w:pPr>
+  </w:p>
+</w:hdr>
+</file>
+
+<file path=word/header3.xml><?xml version="1.0" encoding="utf-8"?>
+<w:hdr xmlns:wpc="http://schemas.microsoft.com/office/word/2010/wordprocessingCanvas" xmlns:cx="http://schemas.microsoft.com/office/drawing/2014/chartex" xmlns:cx1="http://schemas.microsoft.com/office/drawing/2015/9/8/chartex" xmlns:cx2="http://schemas.microsoft.com/office/drawing/2015/10/21/chartex" xmlns:cx3="http://schemas.microsoft.com/office/drawing/2016/5/9/chartex" xmlns:cx4="http://schemas.microsoft.com/office/drawing/2016/5/10/chartex" xmlns:cx5="http://schemas.microsoft.com/office/drawing/2016/5/11/chartex" xmlns:cx6="http://schemas.microsoft.com/office/drawing/2016/5/12/chartex" xmlns:cx7="http://schemas.microsoft.com/office/drawing/2016/5/13/chartex" xmlns:cx8="http://schemas.microsoft.com/office/drawing/2016/5/14/chartex" xmlns:mc="http://schemas.openxmlformats.org/markup-compatibility/2006" xmlns:aink="http://schemas.microsoft.com/office/drawing/2016/ink" xmlns:am3d="http://schemas.microsoft.com/office/drawing/2017/model3d" xmlns:o="urn:schemas-microsoft-com:office:office" xmlns:oel="http://schemas.microsoft.com/office/2019/extlst" xmlns:r="http://schemas.openxmlformats.org/officeDocument/2006/relationships" xmlns:m="http://schemas.openxmlformats.org/officeDocument/2006/math" xmlns:v="urn:schemas-microsoft-com:vml" xmlns:wp14="http://schemas.microsoft.com/office/word/2010/wordprocessingDrawing" xmlns:wp="http://schemas.openxmlformats.org/drawingml/2006/wordprocessingDrawing" xmlns:w10="urn:schemas-microsoft-com:office:word" xmlns:w="http://schemas.openxmlformats.org/wordprocessingml/2006/main" xmlns:w14="http://schemas.microsoft.com/office/word/2010/wordml" xmlns:w15="http://schemas.microsoft.com/office/word/2012/wordml" xmlns:w16cex="http://schemas.microsoft.com/office/word/2018/wordml/cex" xmlns:w16cid="http://schemas.microsoft.com/office/word/2016/wordml/cid" xmlns:w16="http://schemas.microsoft.com/office/word/2018/wordml" xmlns:w16du="http://schemas.microsoft.com/office/word/2023/wordml/word16du" xmlns:w16sdtdh="http://schemas.microsoft.com/office/word/2020/wordml/sdtdatahash" xmlns:w16sdtfl="http://schemas.microsoft.com/office/word/2024/wordml/sdtformatlock" xmlns:w16se="http://schemas.microsoft.com/office/word/2015/wordml/symex" xmlns:wpg="http://schemas.microsoft.com/office/word/2010/wordprocessingGroup" xmlns:wpi="http://schemas.microsoft.com/office/word/2010/wordprocessingInk" xmlns:wne="http://schemas.microsoft.com/office/word/2006/wordml" xmlns:wps="http://schemas.microsoft.com/office/word/2010/wordprocessingShape" mc:Ignorable="w14 w15 w16se w16cid w16 w16cex w16sdtdh w16sdtfl w16du wp14">
+  <w:p>
+    <w:pPr>
+      <w:pStyle w:val="Header"/>
+    </w:pPr>
+  </w:p>
+</w:hdr>
 </file>
 
 <file path=word/numbering.xml><?xml version="1.0" encoding="utf-8"?>

--- a/ansible_Zero to Hero_roadmap.docx
+++ b/ansible_Zero to Hero_roadmap.docx
@@ -27,26 +27,61 @@
       </w:r>
     </w:p>
     <w:p>
+      <w:pPr>
+        <w:pStyle w:val="ListParagraph"/>
+        <w:numPr>
+          <w:ilvl w:val="0"/>
+          <w:numId w:val="10"/>
+        </w:numPr>
+      </w:pPr>
       <w:r>
-        <w:t>History of Ansible (Created by Michael DeHaan, 2012, acquired by Red Hat)</w:t>
+        <w:t xml:space="preserve">History of Ansible </w:t>
       </w:r>
     </w:p>
     <w:p>
+      <w:pPr>
+        <w:pStyle w:val="ListParagraph"/>
+        <w:numPr>
+          <w:ilvl w:val="0"/>
+          <w:numId w:val="10"/>
+        </w:numPr>
+      </w:pPr>
       <w:r>
         <w:t>Why Ansible was created (replace scripts, Puppet, Chef complexity)</w:t>
       </w:r>
     </w:p>
     <w:p>
+      <w:pPr>
+        <w:pStyle w:val="ListParagraph"/>
+        <w:numPr>
+          <w:ilvl w:val="0"/>
+          <w:numId w:val="10"/>
+        </w:numPr>
+      </w:pPr>
       <w:r>
         <w:t>Agentless architecture (SSH based)</w:t>
       </w:r>
     </w:p>
     <w:p>
+      <w:pPr>
+        <w:pStyle w:val="ListParagraph"/>
+        <w:numPr>
+          <w:ilvl w:val="0"/>
+          <w:numId w:val="10"/>
+        </w:numPr>
+      </w:pPr>
       <w:r>
         <w:t>Why Ansible (simple, YAML, easy automation)</w:t>
       </w:r>
     </w:p>
     <w:p>
+      <w:pPr>
+        <w:pStyle w:val="ListParagraph"/>
+        <w:numPr>
+          <w:ilvl w:val="0"/>
+          <w:numId w:val="10"/>
+        </w:numPr>
+      </w:pPr>
       <w:r>
         <w:t>Comparison: Ansible vs Puppet vs Chef vs Terraform vs Shell scripts</w:t>
       </w:r>
@@ -143,13 +178,8 @@
       </w:r>
     </w:p>
     <w:p>
-      <w:proofErr w:type="spellStart"/>
       <w:r>
-        <w:t>cron</w:t>
-      </w:r>
-      <w:proofErr w:type="spellEnd"/>
-      <w:r>
-        <w:t xml:space="preserve"> &amp; reboot modules</w:t>
+        <w:t>cron &amp; reboot modules</w:t>
       </w:r>
     </w:p>
     <w:p>
@@ -167,7 +197,6 @@
     </w:p>
     <w:p>
       <w:r>
-        <w:lastRenderedPageBreak/>
         <w:t>Playbook structure</w:t>
       </w:r>
     </w:p>
@@ -178,6 +207,7 @@
     </w:p>
     <w:p>
       <w:r>
+        <w:lastRenderedPageBreak/>
         <w:t>Facts (setup module)</w:t>
       </w:r>
     </w:p>
@@ -269,7 +299,7 @@
     </w:p>
     <w:p>
       <w:pPr>
-        <w:ind w:left="-900"/>
+        <w:ind w:left="-900" w:firstLine="900"/>
       </w:pPr>
       <w:r>
         <w:t>Performance tuning</w:t>
@@ -312,23 +342,62 @@
       </w:r>
     </w:p>
     <w:p>
+      <w:pPr>
+        <w:rPr>
+          <w:sz w:val="20"/>
+          <w:szCs w:val="20"/>
+        </w:rPr>
+      </w:pPr>
       <w:r>
+        <w:rPr>
+          <w:sz w:val="20"/>
+          <w:szCs w:val="20"/>
+        </w:rPr>
         <w:t>Web server deployment</w:t>
       </w:r>
     </w:p>
     <w:p>
+      <w:pPr>
+        <w:rPr>
+          <w:sz w:val="20"/>
+          <w:szCs w:val="20"/>
+        </w:rPr>
+      </w:pPr>
       <w:r>
+        <w:rPr>
+          <w:sz w:val="20"/>
+          <w:szCs w:val="20"/>
+        </w:rPr>
         <w:t>User management automation</w:t>
       </w:r>
     </w:p>
     <w:p>
+      <w:pPr>
+        <w:rPr>
+          <w:sz w:val="20"/>
+          <w:szCs w:val="20"/>
+        </w:rPr>
+      </w:pPr>
       <w:r>
-        <w:lastRenderedPageBreak/>
+        <w:rPr>
+          <w:sz w:val="20"/>
+          <w:szCs w:val="20"/>
+        </w:rPr>
         <w:t>Patch management</w:t>
       </w:r>
     </w:p>
     <w:p>
+      <w:pPr>
+        <w:rPr>
+          <w:sz w:val="20"/>
+          <w:szCs w:val="20"/>
+        </w:rPr>
+      </w:pPr>
       <w:r>
+        <w:rPr>
+          <w:sz w:val="20"/>
+          <w:szCs w:val="20"/>
+        </w:rPr>
         <w:t>Multi-server automation</w:t>
       </w:r>
     </w:p>
@@ -337,13 +406,66 @@
         <w:t>Backup automation</w:t>
       </w:r>
     </w:p>
+    <w:p>
+      <w:pPr>
+        <w:pStyle w:val="Heading1"/>
+      </w:pPr>
+      <w:r>
+        <w:lastRenderedPageBreak/>
+        <w:t>PHASE 0: HISTORY &amp; INTRO</w:t>
+      </w:r>
+    </w:p>
+    <w:p>
+      <w:pPr>
+        <w:pStyle w:val="ListParagraph"/>
+        <w:numPr>
+          <w:ilvl w:val="0"/>
+          <w:numId w:val="10"/>
+        </w:numPr>
+        <w:rPr>
+          <w:sz w:val="24"/>
+          <w:szCs w:val="24"/>
+        </w:rPr>
+      </w:pPr>
+      <w:r>
+        <w:rPr>
+          <w:sz w:val="24"/>
+          <w:szCs w:val="24"/>
+        </w:rPr>
+        <w:t>History of Ansible</w:t>
+      </w:r>
+      <w:r>
+        <w:rPr>
+          <w:sz w:val="24"/>
+          <w:szCs w:val="24"/>
+        </w:rPr>
+        <w:t xml:space="preserve">: </w:t>
+      </w:r>
+    </w:p>
+    <w:p>
+      <w:pPr>
+        <w:pStyle w:val="ListParagraph"/>
+        <w:ind w:firstLine="720"/>
+        <w:rPr>
+          <w:sz w:val="24"/>
+          <w:szCs w:val="24"/>
+        </w:rPr>
+      </w:pPr>
+      <w:r>
+        <w:t>Ansible was created in 2012 by Michael DeHaan to make IT automation simple and agentless, and it was later acquired by Red Hat in 2015 and became a popular DevOps tool used for configuration management, application deployment, and task automation using easy YAML playbooks.</w:t>
+      </w:r>
+    </w:p>
+    <w:p>
+      <w:pPr>
+        <w:pStyle w:val="ListParagraph"/>
+        <w:rPr>
+          <w:sz w:val="24"/>
+          <w:szCs w:val="24"/>
+        </w:rPr>
+      </w:pPr>
+    </w:p>
+    <w:p/>
     <w:sectPr>
-      <w:headerReference w:type="even" r:id="rId8"/>
-      <w:headerReference w:type="default" r:id="rId9"/>
-      <w:footerReference w:type="even" r:id="rId10"/>
-      <w:footerReference w:type="default" r:id="rId11"/>
-      <w:headerReference w:type="first" r:id="rId12"/>
-      <w:footerReference w:type="first" r:id="rId13"/>
       <w:pgSz w:w="12240" w:h="15840"/>
       <w:pgMar w:top="576" w:right="634" w:bottom="432" w:left="994" w:header="720" w:footer="0" w:gutter="0"/>
       <w:cols w:space="720"/>
@@ -378,36 +500,6 @@
 </w:endnotes>
 </file>
 
-<file path=word/footer1.xml><?xml version="1.0" encoding="utf-8"?>
-<w:ftr xmlns:wpc="http://schemas.microsoft.com/office/word/2010/wordprocessingCanvas" xmlns:cx="http://schemas.microsoft.com/office/drawing/2014/chartex" xmlns:cx1="http://schemas.microsoft.com/office/drawing/2015/9/8/chartex" xmlns:cx2="http://schemas.microsoft.com/office/drawing/2015/10/21/chartex" xmlns:cx3="http://schemas.microsoft.com/office/drawing/2016/5/9/chartex" xmlns:cx4="http://schemas.microsoft.com/office/drawing/2016/5/10/chartex" xmlns:cx5="http://schemas.microsoft.com/office/drawing/2016/5/11/chartex" xmlns:cx6="http://schemas.microsoft.com/office/drawing/2016/5/12/chartex" xmlns:cx7="http://schemas.microsoft.com/office/drawing/2016/5/13/chartex" xmlns:cx8="http://schemas.microsoft.com/office/drawing/2016/5/14/chartex" xmlns:mc="http://schemas.openxmlformats.org/markup-compatibility/2006" xmlns:aink="http://schemas.microsoft.com/office/drawing/2016/ink" xmlns:am3d="http://schemas.microsoft.com/office/drawing/2017/model3d" xmlns:o="urn:schemas-microsoft-com:office:office" xmlns:oel="http://schemas.microsoft.com/office/2019/extlst" xmlns:r="http://schemas.openxmlformats.org/officeDocument/2006/relationships" xmlns:m="http://schemas.openxmlformats.org/officeDocument/2006/math" xmlns:v="urn:schemas-microsoft-com:vml" xmlns:wp14="http://schemas.microsoft.com/office/word/2010/wordprocessingDrawing" xmlns:wp="http://schemas.openxmlformats.org/drawingml/2006/wordprocessingDrawing" xmlns:w10="urn:schemas-microsoft-com:office:word" xmlns:w="http://schemas.openxmlformats.org/wordprocessingml/2006/main" xmlns:w14="http://schemas.microsoft.com/office/word/2010/wordml" xmlns:w15="http://schemas.microsoft.com/office/word/2012/wordml" xmlns:w16cex="http://schemas.microsoft.com/office/word/2018/wordml/cex" xmlns:w16cid="http://schemas.microsoft.com/office/word/2016/wordml/cid" xmlns:w16="http://schemas.microsoft.com/office/word/2018/wordml" xmlns:w16du="http://schemas.microsoft.com/office/word/2023/wordml/word16du" xmlns:w16sdtdh="http://schemas.microsoft.com/office/word/2020/wordml/sdtdatahash" xmlns:w16sdtfl="http://schemas.microsoft.com/office/word/2024/wordml/sdtformatlock" xmlns:w16se="http://schemas.microsoft.com/office/word/2015/wordml/symex" xmlns:wpg="http://schemas.microsoft.com/office/word/2010/wordprocessingGroup" xmlns:wpi="http://schemas.microsoft.com/office/word/2010/wordprocessingInk" xmlns:wne="http://schemas.microsoft.com/office/word/2006/wordml" xmlns:wps="http://schemas.microsoft.com/office/word/2010/wordprocessingShape" mc:Ignorable="w14 w15 w16se w16cid w16 w16cex w16sdtdh w16sdtfl w16du wp14">
-  <w:p>
-    <w:pPr>
-      <w:pStyle w:val="Footer"/>
-    </w:pPr>
-  </w:p>
-</w:ftr>
-</file>
-
-<file path=word/footer2.xml><?xml version="1.0" encoding="utf-8"?>
-<w:ftr xmlns:wpc="http://schemas.microsoft.com/office/word/2010/wordprocessingCanvas" xmlns:cx="http://schemas.microsoft.com/office/drawing/2014/chartex" xmlns:cx1="http://schemas.microsoft.com/office/drawing/2015/9/8/chartex" xmlns:cx2="http://schemas.microsoft.com/office/drawing/2015/10/21/chartex" xmlns:cx3="http://schemas.microsoft.com/office/drawing/2016/5/9/chartex" xmlns:cx4="http://schemas.microsoft.com/office/drawing/2016/5/10/chartex" xmlns:cx5="http://schemas.microsoft.com/office/drawing/2016/5/11/chartex" xmlns:cx6="http://schemas.microsoft.com/office/drawing/2016/5/12/chartex" xmlns:cx7="http://schemas.microsoft.com/office/drawing/2016/5/13/chartex" xmlns:cx8="http://schemas.microsoft.com/office/drawing/2016/5/14/chartex" xmlns:mc="http://schemas.openxmlformats.org/markup-compatibility/2006" xmlns:aink="http://schemas.microsoft.com/office/drawing/2016/ink" xmlns:am3d="http://schemas.microsoft.com/office/drawing/2017/model3d" xmlns:o="urn:schemas-microsoft-com:office:office" xmlns:oel="http://schemas.microsoft.com/office/2019/extlst" xmlns:r="http://schemas.openxmlformats.org/officeDocument/2006/relationships" xmlns:m="http://schemas.openxmlformats.org/officeDocument/2006/math" xmlns:v="urn:schemas-microsoft-com:vml" xmlns:wp14="http://schemas.microsoft.com/office/word/2010/wordprocessingDrawing" xmlns:wp="http://schemas.openxmlformats.org/drawingml/2006/wordprocessingDrawing" xmlns:w10="urn:schemas-microsoft-com:office:word" xmlns:w="http://schemas.openxmlformats.org/wordprocessingml/2006/main" xmlns:w14="http://schemas.microsoft.com/office/word/2010/wordml" xmlns:w15="http://schemas.microsoft.com/office/word/2012/wordml" xmlns:w16cex="http://schemas.microsoft.com/office/word/2018/wordml/cex" xmlns:w16cid="http://schemas.microsoft.com/office/word/2016/wordml/cid" xmlns:w16="http://schemas.microsoft.com/office/word/2018/wordml" xmlns:w16du="http://schemas.microsoft.com/office/word/2023/wordml/word16du" xmlns:w16sdtdh="http://schemas.microsoft.com/office/word/2020/wordml/sdtdatahash" xmlns:w16sdtfl="http://schemas.microsoft.com/office/word/2024/wordml/sdtformatlock" xmlns:w16se="http://schemas.microsoft.com/office/word/2015/wordml/symex" xmlns:wpg="http://schemas.microsoft.com/office/word/2010/wordprocessingGroup" xmlns:wpi="http://schemas.microsoft.com/office/word/2010/wordprocessingInk" xmlns:wne="http://schemas.microsoft.com/office/word/2006/wordml" xmlns:wps="http://schemas.microsoft.com/office/word/2010/wordprocessingShape" mc:Ignorable="w14 w15 w16se w16cid w16 w16cex w16sdtdh w16sdtfl w16du wp14">
-  <w:p>
-    <w:pPr>
-      <w:pStyle w:val="Footer"/>
-    </w:pPr>
-  </w:p>
-</w:ftr>
-</file>
-
-<file path=word/footer3.xml><?xml version="1.0" encoding="utf-8"?>
-<w:ftr xmlns:wpc="http://schemas.microsoft.com/office/word/2010/wordprocessingCanvas" xmlns:cx="http://schemas.microsoft.com/office/drawing/2014/chartex" xmlns:cx1="http://schemas.microsoft.com/office/drawing/2015/9/8/chartex" xmlns:cx2="http://schemas.microsoft.com/office/drawing/2015/10/21/chartex" xmlns:cx3="http://schemas.microsoft.com/office/drawing/2016/5/9/chartex" xmlns:cx4="http://schemas.microsoft.com/office/drawing/2016/5/10/chartex" xmlns:cx5="http://schemas.microsoft.com/office/drawing/2016/5/11/chartex" xmlns:cx6="http://schemas.microsoft.com/office/drawing/2016/5/12/chartex" xmlns:cx7="http://schemas.microsoft.com/office/drawing/2016/5/13/chartex" xmlns:cx8="http://schemas.microsoft.com/office/drawing/2016/5/14/chartex" xmlns:mc="http://schemas.openxmlformats.org/markup-compatibility/2006" xmlns:aink="http://schemas.microsoft.com/office/drawing/2016/ink" xmlns:am3d="http://schemas.microsoft.com/office/drawing/2017/model3d" xmlns:o="urn:schemas-microsoft-com:office:office" xmlns:oel="http://schemas.microsoft.com/office/2019/extlst" xmlns:r="http://schemas.openxmlformats.org/officeDocument/2006/relationships" xmlns:m="http://schemas.openxmlformats.org/officeDocument/2006/math" xmlns:v="urn:schemas-microsoft-com:vml" xmlns:wp14="http://schemas.microsoft.com/office/word/2010/wordprocessingDrawing" xmlns:wp="http://schemas.openxmlformats.org/drawingml/2006/wordprocessingDrawing" xmlns:w10="urn:schemas-microsoft-com:office:word" xmlns:w="http://schemas.openxmlformats.org/wordprocessingml/2006/main" xmlns:w14="http://schemas.microsoft.com/office/word/2010/wordml" xmlns:w15="http://schemas.microsoft.com/office/word/2012/wordml" xmlns:w16cex="http://schemas.microsoft.com/office/word/2018/wordml/cex" xmlns:w16cid="http://schemas.microsoft.com/office/word/2016/wordml/cid" xmlns:w16="http://schemas.microsoft.com/office/word/2018/wordml" xmlns:w16du="http://schemas.microsoft.com/office/word/2023/wordml/word16du" xmlns:w16sdtdh="http://schemas.microsoft.com/office/word/2020/wordml/sdtdatahash" xmlns:w16sdtfl="http://schemas.microsoft.com/office/word/2024/wordml/sdtformatlock" xmlns:w16se="http://schemas.microsoft.com/office/word/2015/wordml/symex" xmlns:wpg="http://schemas.microsoft.com/office/word/2010/wordprocessingGroup" xmlns:wpi="http://schemas.microsoft.com/office/word/2010/wordprocessingInk" xmlns:wne="http://schemas.microsoft.com/office/word/2006/wordml" xmlns:wps="http://schemas.microsoft.com/office/word/2010/wordprocessingShape" mc:Ignorable="w14 w15 w16se w16cid w16 w16cex w16sdtdh w16sdtfl w16du wp14">
-  <w:p>
-    <w:pPr>
-      <w:pStyle w:val="Footer"/>
-    </w:pPr>
-  </w:p>
-</w:ftr>
-</file>
-
 <file path=word/footnotes.xml><?xml version="1.0" encoding="utf-8"?>
 <w:footnotes xmlns:wpc="http://schemas.microsoft.com/office/word/2010/wordprocessingCanvas" xmlns:cx="http://schemas.microsoft.com/office/drawing/2014/chartex" xmlns:cx1="http://schemas.microsoft.com/office/drawing/2015/9/8/chartex" xmlns:cx2="http://schemas.microsoft.com/office/drawing/2015/10/21/chartex" xmlns:cx3="http://schemas.microsoft.com/office/drawing/2016/5/9/chartex" xmlns:cx4="http://schemas.microsoft.com/office/drawing/2016/5/10/chartex" xmlns:cx5="http://schemas.microsoft.com/office/drawing/2016/5/11/chartex" xmlns:cx6="http://schemas.microsoft.com/office/drawing/2016/5/12/chartex" xmlns:cx7="http://schemas.microsoft.com/office/drawing/2016/5/13/chartex" xmlns:cx8="http://schemas.microsoft.com/office/drawing/2016/5/14/chartex" xmlns:mc="http://schemas.openxmlformats.org/markup-compatibility/2006" xmlns:aink="http://schemas.microsoft.com/office/drawing/2016/ink" xmlns:am3d="http://schemas.microsoft.com/office/drawing/2017/model3d" xmlns:o="urn:schemas-microsoft-com:office:office" xmlns:oel="http://schemas.microsoft.com/office/2019/extlst" xmlns:r="http://schemas.openxmlformats.org/officeDocument/2006/relationships" xmlns:m="http://schemas.openxmlformats.org/officeDocument/2006/math" xmlns:v="urn:schemas-microsoft-com:vml" xmlns:wp14="http://schemas.microsoft.com/office/word/2010/wordprocessingDrawing" xmlns:wp="http://schemas.openxmlformats.org/drawingml/2006/wordprocessingDrawing" xmlns:w10="urn:schemas-microsoft-com:office:word" xmlns:w="http://schemas.openxmlformats.org/wordprocessingml/2006/main" xmlns:w14="http://schemas.microsoft.com/office/word/2010/wordml" xmlns:w15="http://schemas.microsoft.com/office/word/2012/wordml" xmlns:w16cex="http://schemas.microsoft.com/office/word/2018/wordml/cex" xmlns:w16cid="http://schemas.microsoft.com/office/word/2016/wordml/cid" xmlns:w16="http://schemas.microsoft.com/office/word/2018/wordml" xmlns:w16du="http://schemas.microsoft.com/office/word/2023/wordml/word16du" xmlns:w16sdtdh="http://schemas.microsoft.com/office/word/2020/wordml/sdtdatahash" xmlns:w16sdtfl="http://schemas.microsoft.com/office/word/2024/wordml/sdtformatlock" xmlns:w16se="http://schemas.microsoft.com/office/word/2015/wordml/symex" xmlns:wpg="http://schemas.microsoft.com/office/word/2010/wordprocessingGroup" xmlns:wpi="http://schemas.microsoft.com/office/word/2010/wordprocessingInk" xmlns:wne="http://schemas.microsoft.com/office/word/2006/wordml" xmlns:wps="http://schemas.microsoft.com/office/word/2010/wordprocessingShape" mc:Ignorable="w14 w15 w16se w16cid w16 w16cex w16sdtdh w16sdtfl w16du wp14">
   <w:footnote w:type="separator" w:id="-1">
@@ -431,36 +523,6 @@
     </w:p>
   </w:footnote>
 </w:footnotes>
-</file>
-
-<file path=word/header1.xml><?xml version="1.0" encoding="utf-8"?>
-<w:hdr xmlns:wpc="http://schemas.microsoft.com/office/word/2010/wordprocessingCanvas" xmlns:cx="http://schemas.microsoft.com/office/drawing/2014/chartex" xmlns:cx1="http://schemas.microsoft.com/office/drawing/2015/9/8/chartex" xmlns:cx2="http://schemas.microsoft.com/office/drawing/2015/10/21/chartex" xmlns:cx3="http://schemas.microsoft.com/office/drawing/2016/5/9/chartex" xmlns:cx4="http://schemas.microsoft.com/office/drawing/2016/5/10/chartex" xmlns:cx5="http://schemas.microsoft.com/office/drawing/2016/5/11/chartex" xmlns:cx6="http://schemas.microsoft.com/office/drawing/2016/5/12/chartex" xmlns:cx7="http://schemas.microsoft.com/office/drawing/2016/5/13/chartex" xmlns:cx8="http://schemas.microsoft.com/office/drawing/2016/5/14/chartex" xmlns:mc="http://schemas.openxmlformats.org/markup-compatibility/2006" xmlns:aink="http://schemas.microsoft.com/office/drawing/2016/ink" xmlns:am3d="http://schemas.microsoft.com/office/drawing/2017/model3d" xmlns:o="urn:schemas-microsoft-com:office:office" xmlns:oel="http://schemas.microsoft.com/office/2019/extlst" xmlns:r="http://schemas.openxmlformats.org/officeDocument/2006/relationships" xmlns:m="http://schemas.openxmlformats.org/officeDocument/2006/math" xmlns:v="urn:schemas-microsoft-com:vml" xmlns:wp14="http://schemas.microsoft.com/office/word/2010/wordprocessingDrawing" xmlns:wp="http://schemas.openxmlformats.org/drawingml/2006/wordprocessingDrawing" xmlns:w10="urn:schemas-microsoft-com:office:word" xmlns:w="http://schemas.openxmlformats.org/wordprocessingml/2006/main" xmlns:w14="http://schemas.microsoft.com/office/word/2010/wordml" xmlns:w15="http://schemas.microsoft.com/office/word/2012/wordml" xmlns:w16cex="http://schemas.microsoft.com/office/word/2018/wordml/cex" xmlns:w16cid="http://schemas.microsoft.com/office/word/2016/wordml/cid" xmlns:w16="http://schemas.microsoft.com/office/word/2018/wordml" xmlns:w16du="http://schemas.microsoft.com/office/word/2023/wordml/word16du" xmlns:w16sdtdh="http://schemas.microsoft.com/office/word/2020/wordml/sdtdatahash" xmlns:w16sdtfl="http://schemas.microsoft.com/office/word/2024/wordml/sdtformatlock" xmlns:w16se="http://schemas.microsoft.com/office/word/2015/wordml/symex" xmlns:wpg="http://schemas.microsoft.com/office/word/2010/wordprocessingGroup" xmlns:wpi="http://schemas.microsoft.com/office/word/2010/wordprocessingInk" xmlns:wne="http://schemas.microsoft.com/office/word/2006/wordml" xmlns:wps="http://schemas.microsoft.com/office/word/2010/wordprocessingShape" mc:Ignorable="w14 w15 w16se w16cid w16 w16cex w16sdtdh w16sdtfl w16du wp14">
-  <w:p>
-    <w:pPr>
-      <w:pStyle w:val="Header"/>
-    </w:pPr>
-  </w:p>
-</w:hdr>
-</file>
-
-<file path=word/header2.xml><?xml version="1.0" encoding="utf-8"?>
-<w:hdr xmlns:wpc="http://schemas.microsoft.com/office/word/2010/wordprocessingCanvas" xmlns:cx="http://schemas.microsoft.com/office/drawing/2014/chartex" xmlns:cx1="http://schemas.microsoft.com/office/drawing/2015/9/8/chartex" xmlns:cx2="http://schemas.microsoft.com/office/drawing/2015/10/21/chartex" xmlns:cx3="http://schemas.microsoft.com/office/drawing/2016/5/9/chartex" xmlns:cx4="http://schemas.microsoft.com/office/drawing/2016/5/10/chartex" xmlns:cx5="http://schemas.microsoft.com/office/drawing/2016/5/11/chartex" xmlns:cx6="http://schemas.microsoft.com/office/drawing/2016/5/12/chartex" xmlns:cx7="http://schemas.microsoft.com/office/drawing/2016/5/13/chartex" xmlns:cx8="http://schemas.microsoft.com/office/drawing/2016/5/14/chartex" xmlns:mc="http://schemas.openxmlformats.org/markup-compatibility/2006" xmlns:aink="http://schemas.microsoft.com/office/drawing/2016/ink" xmlns:am3d="http://schemas.microsoft.com/office/drawing/2017/model3d" xmlns:o="urn:schemas-microsoft-com:office:office" xmlns:oel="http://schemas.microsoft.com/office/2019/extlst" xmlns:r="http://schemas.openxmlformats.org/officeDocument/2006/relationships" xmlns:m="http://schemas.openxmlformats.org/officeDocument/2006/math" xmlns:v="urn:schemas-microsoft-com:vml" xmlns:wp14="http://schemas.microsoft.com/office/word/2010/wordprocessingDrawing" xmlns:wp="http://schemas.openxmlformats.org/drawingml/2006/wordprocessingDrawing" xmlns:w10="urn:schemas-microsoft-com:office:word" xmlns:w="http://schemas.openxmlformats.org/wordprocessingml/2006/main" xmlns:w14="http://schemas.microsoft.com/office/word/2010/wordml" xmlns:w15="http://schemas.microsoft.com/office/word/2012/wordml" xmlns:w16cex="http://schemas.microsoft.com/office/word/2018/wordml/cex" xmlns:w16cid="http://schemas.microsoft.com/office/word/2016/wordml/cid" xmlns:w16="http://schemas.microsoft.com/office/word/2018/wordml" xmlns:w16du="http://schemas.microsoft.com/office/word/2023/wordml/word16du" xmlns:w16sdtdh="http://schemas.microsoft.com/office/word/2020/wordml/sdtdatahash" xmlns:w16sdtfl="http://schemas.microsoft.com/office/word/2024/wordml/sdtformatlock" xmlns:w16se="http://schemas.microsoft.com/office/word/2015/wordml/symex" xmlns:wpg="http://schemas.microsoft.com/office/word/2010/wordprocessingGroup" xmlns:wpi="http://schemas.microsoft.com/office/word/2010/wordprocessingInk" xmlns:wne="http://schemas.microsoft.com/office/word/2006/wordml" xmlns:wps="http://schemas.microsoft.com/office/word/2010/wordprocessingShape" mc:Ignorable="w14 w15 w16se w16cid w16 w16cex w16sdtdh w16sdtfl w16du wp14">
-  <w:p>
-    <w:pPr>
-      <w:pStyle w:val="Header"/>
-    </w:pPr>
-  </w:p>
-</w:hdr>
-</file>
-
-<file path=word/header3.xml><?xml version="1.0" encoding="utf-8"?>
-<w:hdr xmlns:wpc="http://schemas.microsoft.com/office/word/2010/wordprocessingCanvas" xmlns:cx="http://schemas.microsoft.com/office/drawing/2014/chartex" xmlns:cx1="http://schemas.microsoft.com/office/drawing/2015/9/8/chartex" xmlns:cx2="http://schemas.microsoft.com/office/drawing/2015/10/21/chartex" xmlns:cx3="http://schemas.microsoft.com/office/drawing/2016/5/9/chartex" xmlns:cx4="http://schemas.microsoft.com/office/drawing/2016/5/10/chartex" xmlns:cx5="http://schemas.microsoft.com/office/drawing/2016/5/11/chartex" xmlns:cx6="http://schemas.microsoft.com/office/drawing/2016/5/12/chartex" xmlns:cx7="http://schemas.microsoft.com/office/drawing/2016/5/13/chartex" xmlns:cx8="http://schemas.microsoft.com/office/drawing/2016/5/14/chartex" xmlns:mc="http://schemas.openxmlformats.org/markup-compatibility/2006" xmlns:aink="http://schemas.microsoft.com/office/drawing/2016/ink" xmlns:am3d="http://schemas.microsoft.com/office/drawing/2017/model3d" xmlns:o="urn:schemas-microsoft-com:office:office" xmlns:oel="http://schemas.microsoft.com/office/2019/extlst" xmlns:r="http://schemas.openxmlformats.org/officeDocument/2006/relationships" xmlns:m="http://schemas.openxmlformats.org/officeDocument/2006/math" xmlns:v="urn:schemas-microsoft-com:vml" xmlns:wp14="http://schemas.microsoft.com/office/word/2010/wordprocessingDrawing" xmlns:wp="http://schemas.openxmlformats.org/drawingml/2006/wordprocessingDrawing" xmlns:w10="urn:schemas-microsoft-com:office:word" xmlns:w="http://schemas.openxmlformats.org/wordprocessingml/2006/main" xmlns:w14="http://schemas.microsoft.com/office/word/2010/wordml" xmlns:w15="http://schemas.microsoft.com/office/word/2012/wordml" xmlns:w16cex="http://schemas.microsoft.com/office/word/2018/wordml/cex" xmlns:w16cid="http://schemas.microsoft.com/office/word/2016/wordml/cid" xmlns:w16="http://schemas.microsoft.com/office/word/2018/wordml" xmlns:w16du="http://schemas.microsoft.com/office/word/2023/wordml/word16du" xmlns:w16sdtdh="http://schemas.microsoft.com/office/word/2020/wordml/sdtdatahash" xmlns:w16sdtfl="http://schemas.microsoft.com/office/word/2024/wordml/sdtformatlock" xmlns:w16se="http://schemas.microsoft.com/office/word/2015/wordml/symex" xmlns:wpg="http://schemas.microsoft.com/office/word/2010/wordprocessingGroup" xmlns:wpi="http://schemas.microsoft.com/office/word/2010/wordprocessingInk" xmlns:wne="http://schemas.microsoft.com/office/word/2006/wordml" xmlns:wps="http://schemas.microsoft.com/office/word/2010/wordprocessingShape" mc:Ignorable="w14 w15 w16se w16cid w16 w16cex w16sdtdh w16sdtfl w16du wp14">
-  <w:p>
-    <w:pPr>
-      <w:pStyle w:val="Header"/>
-    </w:pPr>
-  </w:p>
-</w:hdr>
 </file>
 
 <file path=word/numbering.xml><?xml version="1.0" encoding="utf-8"?>
@@ -636,6 +698,119 @@
       </w:rPr>
     </w:lvl>
   </w:abstractNum>
+  <w:abstractNum w:abstractNumId="9" w15:restartNumberingAfterBreak="0">
+    <w:nsid w:val="31F41344"/>
+    <w:multiLevelType w:val="hybridMultilevel"/>
+    <w:tmpl w:val="97922532"/>
+    <w:lvl w:ilvl="0" w:tplc="E9FABA1C">
+      <w:start w:val="2"/>
+      <w:numFmt w:val="bullet"/>
+      <w:lvlText w:val=""/>
+      <w:lvlJc w:val="left"/>
+      <w:pPr>
+        <w:ind w:left="720" w:hanging="360"/>
+      </w:pPr>
+      <w:rPr>
+        <w:rFonts w:ascii="Wingdings" w:eastAsiaTheme="minorHAnsi" w:hAnsi="Wingdings" w:cstheme="minorBidi" w:hint="default"/>
+      </w:rPr>
+    </w:lvl>
+    <w:lvl w:ilvl="1" w:tplc="04090003" w:tentative="1">
+      <w:start w:val="1"/>
+      <w:numFmt w:val="bullet"/>
+      <w:lvlText w:val="o"/>
+      <w:lvlJc w:val="left"/>
+      <w:pPr>
+        <w:ind w:left="1440" w:hanging="360"/>
+      </w:pPr>
+      <w:rPr>
+        <w:rFonts w:ascii="Courier New" w:hAnsi="Courier New" w:cs="Courier New" w:hint="default"/>
+      </w:rPr>
+    </w:lvl>
+    <w:lvl w:ilvl="2" w:tplc="04090005" w:tentative="1">
+      <w:start w:val="1"/>
+      <w:numFmt w:val="bullet"/>
+      <w:lvlText w:val=""/>
+      <w:lvlJc w:val="left"/>
+      <w:pPr>
+        <w:ind w:left="2160" w:hanging="360"/>
+      </w:pPr>
+      <w:rPr>
+        <w:rFonts w:ascii="Wingdings" w:hAnsi="Wingdings" w:hint="default"/>
+      </w:rPr>
+    </w:lvl>
+    <w:lvl w:ilvl="3" w:tplc="04090001" w:tentative="1">
+      <w:start w:val="1"/>
+      <w:numFmt w:val="bullet"/>
+      <w:lvlText w:val=""/>
+      <w:lvlJc w:val="left"/>
+      <w:pPr>
+        <w:ind w:left="2880" w:hanging="360"/>
+      </w:pPr>
+      <w:rPr>
+        <w:rFonts w:ascii="Symbol" w:hAnsi="Symbol" w:hint="default"/>
+      </w:rPr>
+    </w:lvl>
+    <w:lvl w:ilvl="4" w:tplc="04090003" w:tentative="1">
+      <w:start w:val="1"/>
+      <w:numFmt w:val="bullet"/>
+      <w:lvlText w:val="o"/>
+      <w:lvlJc w:val="left"/>
+      <w:pPr>
+        <w:ind w:left="3600" w:hanging="360"/>
+      </w:pPr>
+      <w:rPr>
+        <w:rFonts w:ascii="Courier New" w:hAnsi="Courier New" w:cs="Courier New" w:hint="default"/>
+      </w:rPr>
+    </w:lvl>
+    <w:lvl w:ilvl="5" w:tplc="04090005" w:tentative="1">
+      <w:start w:val="1"/>
+      <w:numFmt w:val="bullet"/>
+      <w:lvlText w:val=""/>
+      <w:lvlJc w:val="left"/>
+      <w:pPr>
+        <w:ind w:left="4320" w:hanging="360"/>
+      </w:pPr>
+      <w:rPr>
+        <w:rFonts w:ascii="Wingdings" w:hAnsi="Wingdings" w:hint="default"/>
+      </w:rPr>
+    </w:lvl>
+    <w:lvl w:ilvl="6" w:tplc="04090001" w:tentative="1">
+      <w:start w:val="1"/>
+      <w:numFmt w:val="bullet"/>
+      <w:lvlText w:val=""/>
+      <w:lvlJc w:val="left"/>
+      <w:pPr>
+        <w:ind w:left="5040" w:hanging="360"/>
+      </w:pPr>
+      <w:rPr>
+        <w:rFonts w:ascii="Symbol" w:hAnsi="Symbol" w:hint="default"/>
+      </w:rPr>
+    </w:lvl>
+    <w:lvl w:ilvl="7" w:tplc="04090003" w:tentative="1">
+      <w:start w:val="1"/>
+      <w:numFmt w:val="bullet"/>
+      <w:lvlText w:val="o"/>
+      <w:lvlJc w:val="left"/>
+      <w:pPr>
+        <w:ind w:left="5760" w:hanging="360"/>
+      </w:pPr>
+      <w:rPr>
+        <w:rFonts w:ascii="Courier New" w:hAnsi="Courier New" w:cs="Courier New" w:hint="default"/>
+      </w:rPr>
+    </w:lvl>
+    <w:lvl w:ilvl="8" w:tplc="04090005" w:tentative="1">
+      <w:start w:val="1"/>
+      <w:numFmt w:val="bullet"/>
+      <w:lvlText w:val=""/>
+      <w:lvlJc w:val="left"/>
+      <w:pPr>
+        <w:ind w:left="6480" w:hanging="360"/>
+      </w:pPr>
+      <w:rPr>
+        <w:rFonts w:ascii="Wingdings" w:hAnsi="Wingdings" w:hint="default"/>
+      </w:rPr>
+    </w:lvl>
+  </w:abstractNum>
   <w:num w:numId="1" w16cid:durableId="922300579">
     <w:abstractNumId w:val="8"/>
   </w:num>
@@ -662,6 +837,9 @@
   </w:num>
   <w:num w:numId="9" w16cid:durableId="1345012241">
     <w:abstractNumId w:val="0"/>
+  </w:num>
+  <w:num w:numId="10" w16cid:durableId="1975673246">
+    <w:abstractNumId w:val="9"/>
   </w:num>
 </w:numbering>
 </file>
@@ -12046,6 +12224,22 @@
       </w:tcPr>
     </w:tblStylePr>
   </w:style>
+  <w:style w:type="paragraph" w:styleId="NormalWeb">
+    <w:name w:val="Normal (Web)"/>
+    <w:basedOn w:val="Normal"/>
+    <w:uiPriority w:val="99"/>
+    <w:semiHidden/>
+    <w:unhideWhenUsed/>
+    <w:rsid w:val="00BF5BD9"/>
+    <w:pPr>
+      <w:spacing w:before="100" w:beforeAutospacing="1" w:after="100" w:afterAutospacing="1" w:line="240" w:lineRule="auto"/>
+    </w:pPr>
+    <w:rPr>
+      <w:rFonts w:ascii="Times New Roman" w:eastAsia="Times New Roman" w:hAnsi="Times New Roman" w:cs="Times New Roman"/>
+      <w:sz w:val="24"/>
+      <w:szCs w:val="24"/>
+    </w:rPr>
+  </w:style>
 </w:styles>
 </file>
 

--- a/ansible_Zero to Hero_roadmap.docx
+++ b/ansible_Zero to Hero_roadmap.docx
@@ -178,8 +178,13 @@
       </w:r>
     </w:p>
     <w:p>
+      <w:proofErr w:type="spellStart"/>
       <w:r>
-        <w:t>cron &amp; reboot modules</w:t>
+        <w:t>cron</w:t>
+      </w:r>
+      <w:proofErr w:type="spellEnd"/>
+      <w:r>
+        <w:t xml:space="preserve"> &amp; reboot modules</w:t>
       </w:r>
     </w:p>
     <w:p>
@@ -414,6 +419,9 @@
         <w:lastRenderedPageBreak/>
         <w:t>PHASE 0: HISTORY &amp; INTRO</w:t>
       </w:r>
+      <w:r>
+        <w:br/>
+      </w:r>
     </w:p>
     <w:p>
       <w:pPr>
@@ -422,6 +430,78 @@
           <w:ilvl w:val="0"/>
           <w:numId w:val="10"/>
         </w:numPr>
+        <w:rPr>
+          <w:b/>
+          <w:bCs/>
+          <w:sz w:val="24"/>
+          <w:szCs w:val="24"/>
+        </w:rPr>
+      </w:pPr>
+      <w:r>
+        <w:rPr>
+          <w:b/>
+          <w:bCs/>
+          <w:sz w:val="24"/>
+          <w:szCs w:val="24"/>
+        </w:rPr>
+        <w:t>History of Ansible</w:t>
+      </w:r>
+      <w:r>
+        <w:rPr>
+          <w:b/>
+          <w:bCs/>
+          <w:sz w:val="24"/>
+          <w:szCs w:val="24"/>
+        </w:rPr>
+        <w:t xml:space="preserve">: </w:t>
+      </w:r>
+    </w:p>
+    <w:p>
+      <w:pPr>
+        <w:pStyle w:val="ListParagraph"/>
+        <w:ind w:firstLine="720"/>
+      </w:pPr>
+      <w:r>
+        <w:t>Ansible was created in 2012 by Michael DeHaan to make IT automation simple and agentless, and it was later acquired by Red Hat in 2015 and became a popular DevOps tool used for configuration management, application deployment, and task automation using easy YAML playbooks.</w:t>
+      </w:r>
+      <w:r>
+        <w:br/>
+      </w:r>
+    </w:p>
+    <w:p>
+      <w:pPr>
+        <w:pStyle w:val="ListParagraph"/>
+        <w:numPr>
+          <w:ilvl w:val="0"/>
+          <w:numId w:val="10"/>
+        </w:numPr>
+        <w:rPr>
+          <w:b/>
+          <w:bCs/>
+        </w:rPr>
+      </w:pPr>
+      <w:r>
+        <w:rPr>
+          <w:b/>
+          <w:bCs/>
+        </w:rPr>
+        <w:t>Why Ansible was created (replace scripts, Puppet, Chef complexity)</w:t>
+      </w:r>
+    </w:p>
+    <w:p>
+      <w:r>
+        <w:rPr>
+          <w:sz w:val="24"/>
+          <w:szCs w:val="24"/>
+        </w:rPr>
+        <w:tab/>
+      </w:r>
+      <w:r>
+        <w:t>Ansible was created to solve problems in existing automation tools like scripts, Puppet, and Chef, which were complex, required agents, and were hard to manage.</w:t>
+      </w:r>
+    </w:p>
+    <w:p>
+      <w:pPr>
         <w:rPr>
           <w:sz w:val="24"/>
           <w:szCs w:val="24"/>
@@ -432,28 +512,16 @@
           <w:sz w:val="24"/>
           <w:szCs w:val="24"/>
         </w:rPr>
-        <w:t>History of Ansible</w:t>
-      </w:r>
-      <w:r>
-        <w:rPr>
-          <w:sz w:val="24"/>
-          <w:szCs w:val="24"/>
-        </w:rPr>
-        <w:t xml:space="preserve">: </w:t>
+        <w:t>Ansible made automation simple by using agentless SSH-based communication, easy YAML playbooks, and human-readable syntax, so IT tasks like configuration, deployment, and orchestration became faster and easier.</w:t>
       </w:r>
     </w:p>
     <w:p>
       <w:pPr>
-        <w:pStyle w:val="ListParagraph"/>
-        <w:ind w:firstLine="720"/>
         <w:rPr>
           <w:sz w:val="24"/>
           <w:szCs w:val="24"/>
         </w:rPr>
       </w:pPr>
-      <w:r>
-        <w:t>Ansible was created in 2012 by Michael DeHaan to make IT automation simple and agentless, and it was later acquired by Red Hat in 2015 and became a popular DevOps tool used for configuration management, application deployment, and task automation using easy YAML playbooks.</w:t>
-      </w:r>
     </w:p>
     <w:p>
       <w:pPr>
@@ -701,8 +769,8 @@
   <w:abstractNum w:abstractNumId="9" w15:restartNumberingAfterBreak="0">
     <w:nsid w:val="31F41344"/>
     <w:multiLevelType w:val="hybridMultilevel"/>
-    <w:tmpl w:val="97922532"/>
-    <w:lvl w:ilvl="0" w:tplc="E9FABA1C">
+    <w:tmpl w:val="A6D0FE64"/>
+    <w:lvl w:ilvl="0" w:tplc="FEC6C060">
       <w:start w:val="2"/>
       <w:numFmt w:val="bullet"/>
       <w:lvlText w:val=""/>
@@ -712,6 +780,7 @@
       </w:pPr>
       <w:rPr>
         <w:rFonts w:ascii="Wingdings" w:eastAsiaTheme="minorHAnsi" w:hAnsi="Wingdings" w:cstheme="minorBidi" w:hint="default"/>
+        <w:color w:val="EE0000"/>
       </w:rPr>
     </w:lvl>
     <w:lvl w:ilvl="1" w:tplc="04090003" w:tentative="1">
@@ -1447,7 +1516,6 @@
   <w:style w:type="character" w:default="1" w:styleId="DefaultParagraphFont">
     <w:name w:val="Default Paragraph Font"/>
     <w:uiPriority w:val="1"/>
-    <w:semiHidden/>
     <w:unhideWhenUsed/>
   </w:style>
   <w:style w:type="table" w:default="1" w:styleId="TableNormal">
